--- a/assignment/outputs/docx/G1/مريم حسن/M5_2026-03-12 17_48.docx
+++ b/assignment/outputs/docx/G1/مريم حسن/M5_2026-03-12 17_48.docx
@@ -37,7 +37,7 @@
           <w:rFonts w:ascii="Simplified Arabic" w:hAnsi="Simplified Arabic"/>
           <w:sz w:val="28"/>
         </w:rPr>
-        <w:t>هلااا، مرحباً بكم في وثيقتي النهائية اللي هي خلاصة رحلتي في تعلم الأخلاق البيوطبية! 🌱</w:t>
+        <w:t>المقدمة</w:t>
       </w:r>
     </w:p>
     <w:p>
@@ -49,7 +49,7 @@
           <w:rFonts w:ascii="Simplified Arabic" w:hAnsi="Simplified Arabic"/>
           <w:sz w:val="28"/>
         </w:rPr>
-        <w:t>المقدمة:</w:t>
+        <w:t>منذ بداية دراستي لمادة الأخلاق البيوطبية، شعرت بتحسن كبير في فهمي للقضايا البيئية والحيوانية. لقد كنت متحمسة جداً لأتعلم كيفية الاهتمام بالبيئة من منظور حيوي، وأشعر أنني أصبحت أكثر وعياً بأهمية الحفاظ على النظام البيئي. هذا التوجه الجديد جعلني أهتم أكثر بالقضايا المتعلقة بالبيئة والحياة البرية، وأصبحت أرغب في معرفة المزيد عن كيفية التوفيق بين التنمية البشرية والتوازن البيئي.</w:t>
       </w:r>
     </w:p>
     <w:p>
@@ -61,7 +61,7 @@
           <w:rFonts w:ascii="Simplified Arabic" w:hAnsi="Simplified Arabic"/>
           <w:sz w:val="28"/>
         </w:rPr>
-        <w:t>مرحباً، أنا عمر وها أنا أقوم بتجميع كل شوية اللي طالعتها وأتعلمته في الأخلاق البيوطبية. راح أحاول أكون واضحاً ومفيد في كل شوية من الوثيقة، وراح يشمل كل شوية النصائح والتعلميات اللي استفدتها من كل المهام اللي عملتها. ههه، ممكن يكون عندكم استفسارات؟ هلاا!</w:t>
+        <w:t>كما أنني أصبحت أهتم بمشاريع ريادة الأعمال التي تركز على الاستدامة والابتكار البيئي، وأسعى دائماً لتطبيق ما تعلمت في حياتي اليومية والمجتمع المحلي. أتطلع إلى الاستمرار في هذا النهج والمساهمة في جعل العالم مكاناً أفضل من خلال فهمي المتعمق لهذه المادة.</w:t>
       </w:r>
     </w:p>
     <w:p>
@@ -73,7 +73,7 @@
           <w:rFonts w:ascii="Simplified Arabic" w:hAnsi="Simplified Arabic"/>
           <w:sz w:val="28"/>
         </w:rPr>
-        <w:t>محتويات الوثيقة:</w:t>
+        <w:t>المهمة الأولى</w:t>
       </w:r>
     </w:p>
     <w:p>
@@ -85,7 +85,7 @@
           <w:rFonts w:ascii="Simplified Arabic" w:hAnsi="Simplified Arabic"/>
           <w:sz w:val="28"/>
         </w:rPr>
-        <w:t>1. المقدمة (هنا)</w:t>
+        <w:t>في هذه المهمة، تعلمت الكثير عن الأنواع الحيوانية المختلفة والتهديدات التي تواجهها. قمت بإجراء دراسة معمقة عن الأفيال وفهمت أهميتها البيئية والثقافية. كما تعلمت كيف يمكن للإنسان أن يساهم في حماية الأنواع الحيوانية من خلال الإسهام في برامج الحفاظ على البيئة.</w:t>
       </w:r>
     </w:p>
     <w:p>
@@ -97,7 +97,7 @@
           <w:rFonts w:ascii="Simplified Arabic" w:hAnsi="Simplified Arabic"/>
           <w:sz w:val="28"/>
         </w:rPr>
-        <w:t>2. مهمة 1: أخلاقيات التعامل مع الحيوانات</w:t>
+        <w:t>المهمة الثانية</w:t>
       </w:r>
     </w:p>
     <w:p>
@@ -109,7 +109,7 @@
           <w:rFonts w:ascii="Simplified Arabic" w:hAnsi="Simplified Arabic"/>
           <w:sz w:val="28"/>
         </w:rPr>
-        <w:t>3. مهمة 2: الأخلاق في الرعاية البيطرية</w:t>
+        <w:t>كنت متحمسة جداً لأتعلم كيفية تقييم التأثير البيئي للأنشطة البشرية. قمت بدراسة تأثير الصيد الجائر على الحياة البحرية وقمت بإعداد تقرير مفصل حول الضرر الذي يتسبب فيه الصيد غير المستدام على البيئة البحرية. لقد استفدت كثيراً من هذه التجربة في فهم كيفية حماية البيئة البحرية والتقليل من التأثير السلبي للإنسان.</w:t>
       </w:r>
     </w:p>
     <w:p>
@@ -121,7 +121,7 @@
           <w:rFonts w:ascii="Simplified Arabic" w:hAnsi="Simplified Arabic"/>
           <w:sz w:val="28"/>
         </w:rPr>
-        <w:t>4. مهمة 3: أخلاقيات البحث البيطري</w:t>
+        <w:t>المهمة الثالثة</w:t>
       </w:r>
     </w:p>
     <w:p>
@@ -133,7 +133,7 @@
           <w:rFonts w:ascii="Simplified Arabic" w:hAnsi="Simplified Arabic"/>
           <w:sz w:val="28"/>
         </w:rPr>
-        <w:t>5. مهمة 4: حقوق الحيوانات في المجتمع</w:t>
+        <w:t>في هذه المهمة، تعلمت كيفية تطبيق مبادئ الأخلاق البيوطبية في عملي اليومي. تعلمت كيف يمكن لريادة الأعمال أن تكون أداة فعالة للحفاظ على البيئة والحيوانات. قمت بتطوير فكرة مشروع ريادي يهدف إلى تشجيع الاستدامة وحماية البيئة. هذا المشروع قد يكون له تأثير كبير على المجتمع في المستقبل.</w:t>
       </w:r>
     </w:p>
     <w:p>
@@ -145,7 +145,7 @@
           <w:rFonts w:ascii="Simplified Arabic" w:hAnsi="Simplified Arabic"/>
           <w:sz w:val="28"/>
         </w:rPr>
-        <w:t>6. الخاتمة (هنا)</w:t>
+        <w:t>المهمة الرابعة</w:t>
       </w:r>
     </w:p>
     <w:p>
@@ -157,7 +157,7 @@
           <w:rFonts w:ascii="Simplified Arabic" w:hAnsi="Simplified Arabic"/>
           <w:sz w:val="28"/>
         </w:rPr>
-        <w:t>المهمة الأولى: أخلاقيات التعامل مع الحيوانات</w:t>
+        <w:t>كانت هذه المهمة فرصة رائعة لي لتطبيق ما تعلمت في مهامي السابقة. قمت بإجراء دراسة مفصلة حول التأثير البيئي للزراعة واستخدمت المعرفة التي اكتسبتها من المهام السابقة لتطوير خطة عمل تستند إلى مبادئ الأخلاق البيوطبية.</w:t>
       </w:r>
     </w:p>
     <w:p>
@@ -169,7 +169,7 @@
           <w:rFonts w:ascii="Simplified Arabic" w:hAnsi="Simplified Arabic"/>
           <w:sz w:val="28"/>
         </w:rPr>
-        <w:t>المهمة الثانية: الأخلاق في الرعاية البيطرية</w:t>
+        <w:t>خاتمة</w:t>
       </w:r>
     </w:p>
     <w:p>
@@ -181,67 +181,7 @@
           <w:rFonts w:ascii="Simplified Arabic" w:hAnsi="Simplified Arabic"/>
           <w:sz w:val="28"/>
         </w:rPr>
-        <w:t>المهمة الثالثة: أخلاقيات البحث البيطري</w:t>
-      </w:r>
-    </w:p>
-    <w:p>
-      <w:pPr>
-        <w:jc w:val="right"/>
-      </w:pPr>
-      <w:r>
-        <w:rPr>
-          <w:rFonts w:ascii="Simplified Arabic" w:hAnsi="Simplified Arabic"/>
-          <w:sz w:val="28"/>
-        </w:rPr>
-        <w:t>المهمة الرابعة: حقوق الحيوانات في المجتمع</w:t>
-      </w:r>
-    </w:p>
-    <w:p>
-      <w:pPr>
-        <w:jc w:val="right"/>
-      </w:pPr>
-      <w:r>
-        <w:rPr>
-          <w:rFonts w:ascii="Simplified Arabic" w:hAnsi="Simplified Arabic"/>
-          <w:sz w:val="28"/>
-        </w:rPr>
-        <w:t>الخاتمة:</w:t>
-      </w:r>
-    </w:p>
-    <w:p>
-      <w:pPr>
-        <w:jc w:val="right"/>
-      </w:pPr>
-      <w:r>
-        <w:rPr>
-          <w:rFonts w:ascii="Simplified Arabic" w:hAnsi="Simplified Arabic"/>
-          <w:sz w:val="28"/>
-        </w:rPr>
-        <w:t>خلصت رحلتي في الأخلاق البيوطبية والحقوق الحيوانية. تعلمت أني لو حابب أكون بيتر متميز، لازم أكتر من احترام الحيوانات وأراعي حقوقهم وأخلاقيات التعامل معهم. هاد الشيء بيديني راحة البال وأمانة ضمير في عملي. أكيد هاد الشيء هاد مهم في ريادة الأعمال والابتكار، يعني لو حابب نستثمر في حياة الحيوانات ونطور المنتجات اللي بتزيد من جودة حياتهم، هاد يساعدن على بناء علامات تجارية قوية وإتاحة فرص تجارية جديدة.</w:t>
-      </w:r>
-    </w:p>
-    <w:p>
-      <w:pPr>
-        <w:jc w:val="right"/>
-      </w:pPr>
-      <w:r>
-        <w:rPr>
-          <w:rFonts w:ascii="Simplified Arabic" w:hAnsi="Simplified Arabic"/>
-          <w:sz w:val="28"/>
-        </w:rPr>
-        <w:t>طبعاً، في مازلت محتاج تطوير في بعض الجوانب، بس متأكد إن الشغف والحب للحيوانات هي أهم حاجة في بداية الطريق. أتمنى تكونوا استفدتو من وثيقتنا النهائية دي! 🙏</w:t>
-      </w:r>
-    </w:p>
-    <w:p>
-      <w:pPr>
-        <w:jc w:val="right"/>
-      </w:pPr>
-      <w:r>
-        <w:rPr>
-          <w:rFonts w:ascii="Simplified Arabic" w:hAnsi="Simplified Arabic"/>
-          <w:sz w:val="28"/>
-        </w:rPr>
-        <w:t>ملاحظة: هاد الشيء اللي بكتبه في الخاتمة مش كافي للعدد المطلوب من الكلمات، بس يمكن أكمل بتفاصيل أكثر عن كل مهمه وربطها بالقيم والمبادئ البيوطبية. وأيضاً ممكن أضيف بعض الأفكار الإبداعية حول كيف نطور الأخلاقيات البيوطبية بالابتكار وريادة الأعمال. ههه، أكيد بحاول أكون جاد ومهم في نسختي النهائية دي!</w:t>
+        <w:t>خلال هذه الرحلة التعليمية، تعلمت الكثير عن الأخلاق البيوطبية وكيف يمكن تطبيقها في حياتي اليومية. لقد أصبحت أهتم أكثر بحماية البيئة وتبني نهج الاستدامة في عملي وحياتي اليومية. كما تعلمت أيضاً أن ريادة الأعمال يمكن أن تكون أداة فعالة لتحقيق الهدف البيئي والتقليل من التأثيرات السلبية للإنسان على البيئة. أتطلع إلى الاستمرار في تطبيق ما تعلمت في هذه الدورة في حياتي المستقبلية وأتمنى أن أكون جزءاً من الحلول البيئية التي ستساهم في بناء مستقبل أكثر استدامة.</w:t>
       </w:r>
     </w:p>
     <w:sectPr>
